--- a/CalendarioAgo26/Tareas/2_VLSM/Tarea2_V3/Tarea2_vlsm.docx
+++ b/CalendarioAgo26/Tareas/2_VLSM/Tarea2_V3/Tarea2_vlsm.docx
@@ -1,6 +1,6 @@
 
 <file path=word/document.xml><?xml version="1.0" encoding="utf-8"?>
-<w:document xmlns:wpc="http://schemas.microsoft.com/office/word/2010/wordprocessingCanvas" xmlns:cx="http://schemas.microsoft.com/office/drawing/2014/chartex" xmlns:cx1="http://schemas.microsoft.com/office/drawing/2015/9/8/chartex" xmlns:cx2="http://schemas.microsoft.com/office/drawing/2015/10/21/chartex" xmlns:cx3="http://schemas.microsoft.com/office/drawing/2016/5/9/chartex" xmlns:cx4="http://schemas.microsoft.com/office/drawing/2016/5/10/chartex" xmlns:cx5="http://schemas.microsoft.com/office/drawing/2016/5/11/chartex" xmlns:cx6="http://schemas.microsoft.com/office/drawing/2016/5/12/chartex" xmlns:cx7="http://schemas.microsoft.com/office/drawing/2016/5/13/chartex" xmlns:cx8="http://schemas.microsoft.com/office/drawing/2016/5/14/chartex" xmlns:mc="http://schemas.openxmlformats.org/markup-compatibility/2006" xmlns:aink="http://schemas.microsoft.com/office/drawing/2016/ink" xmlns:am3d="http://schemas.microsoft.com/office/drawing/2017/model3d" xmlns:o="urn:schemas-microsoft-com:office:office" xmlns:oel="http://schemas.microsoft.com/office/2019/extlst" xmlns:r="http://schemas.openxmlformats.org/officeDocument/2006/relationships" xmlns:m="http://schemas.openxmlformats.org/officeDocument/2006/math" xmlns:v="urn:schemas-microsoft-com:vml" xmlns:wp14="http://schemas.microsoft.com/office/word/2010/wordprocessingDrawing" xmlns:wp="http://schemas.openxmlformats.org/drawingml/2006/wordprocessingDrawing" xmlns:w10="urn:schemas-microsoft-com:office:word" xmlns:w="http://schemas.openxmlformats.org/wordprocessingml/2006/main" xmlns:w14="http://schemas.microsoft.com/office/word/2010/wordml" xmlns:w15="http://schemas.microsoft.com/office/word/2012/wordml" xmlns:w16cex="http://schemas.microsoft.com/office/word/2018/wordml/cex" xmlns:w16cid="http://schemas.microsoft.com/office/word/2016/wordml/cid" xmlns:w16="http://schemas.microsoft.com/office/word/2018/wordml" xmlns:w16sdtdh="http://schemas.microsoft.com/office/word/2020/wordml/sdtdatahash" xmlns:w16se="http://schemas.microsoft.com/office/word/2015/wordml/symex" xmlns:wpg="http://schemas.microsoft.com/office/word/2010/wordprocessingGroup" xmlns:wpi="http://schemas.microsoft.com/office/word/2010/wordprocessingInk" xmlns:wne="http://schemas.microsoft.com/office/word/2006/wordml" xmlns:wps="http://schemas.microsoft.com/office/word/2010/wordprocessingShape" mc:Ignorable="w14 w15 w16se w16cid w16 w16cex w16sdtdh wp14">
+<w:document xmlns:wpc="http://schemas.microsoft.com/office/word/2010/wordprocessingCanvas" xmlns:cx="http://schemas.microsoft.com/office/drawing/2014/chartex" xmlns:cx1="http://schemas.microsoft.com/office/drawing/2015/9/8/chartex" xmlns:cx2="http://schemas.microsoft.com/office/drawing/2015/10/21/chartex" xmlns:cx3="http://schemas.microsoft.com/office/drawing/2016/5/9/chartex" xmlns:cx4="http://schemas.microsoft.com/office/drawing/2016/5/10/chartex" xmlns:cx5="http://schemas.microsoft.com/office/drawing/2016/5/11/chartex" xmlns:cx6="http://schemas.microsoft.com/office/drawing/2016/5/12/chartex" xmlns:cx7="http://schemas.microsoft.com/office/drawing/2016/5/13/chartex" xmlns:cx8="http://schemas.microsoft.com/office/drawing/2016/5/14/chartex" xmlns:mc="http://schemas.openxmlformats.org/markup-compatibility/2006" xmlns:aink="http://schemas.microsoft.com/office/drawing/2016/ink" xmlns:am3d="http://schemas.microsoft.com/office/drawing/2017/model3d" xmlns:o="urn:schemas-microsoft-com:office:office" xmlns:oel="http://schemas.microsoft.com/office/2019/extlst" xmlns:r="http://schemas.openxmlformats.org/officeDocument/2006/relationships" xmlns:m="http://schemas.openxmlformats.org/officeDocument/2006/math" xmlns:v="urn:schemas-microsoft-com:vml" xmlns:wp14="http://schemas.microsoft.com/office/word/2010/wordprocessingDrawing" xmlns:wp="http://schemas.openxmlformats.org/drawingml/2006/wordprocessingDrawing" xmlns:w10="urn:schemas-microsoft-com:office:word" xmlns:w="http://schemas.openxmlformats.org/wordprocessingml/2006/main" xmlns:w14="http://schemas.microsoft.com/office/word/2010/wordml" xmlns:w15="http://schemas.microsoft.com/office/word/2012/wordml" xmlns:w16cex="http://schemas.microsoft.com/office/word/2018/wordml/cex" xmlns:w16cid="http://schemas.microsoft.com/office/word/2016/wordml/cid" xmlns:w16="http://schemas.microsoft.com/office/word/2018/wordml" xmlns:w16du="http://schemas.microsoft.com/office/word/2023/wordml/word16du" xmlns:w16sdtdh="http://schemas.microsoft.com/office/word/2020/wordml/sdtdatahash" xmlns:w16sdtfl="http://schemas.microsoft.com/office/word/2024/wordml/sdtformatlock" xmlns:w16se="http://schemas.microsoft.com/office/word/2015/wordml/symex" xmlns:wpg="http://schemas.microsoft.com/office/word/2010/wordprocessingGroup" xmlns:wpi="http://schemas.microsoft.com/office/word/2010/wordprocessingInk" xmlns:wne="http://schemas.microsoft.com/office/word/2006/wordml" xmlns:wps="http://schemas.microsoft.com/office/word/2010/wordprocessingShape" mc:Ignorable="w14 w15 w16se w16cid w16 w16cex w16sdtdh w16sdtfl w16du wp14">
   <w:body>
     <w:p>
       <w:pPr>
@@ -406,7 +406,7 @@
     </w:p>
     <w:p>
       <w:pPr>
-        <w:pStyle w:val="BodyText"/>
+        <w:pStyle w:val="Textoindependiente"/>
         <w:tabs>
           <w:tab w:val="left" w:pos="345"/>
         </w:tabs>
@@ -529,7 +529,7 @@
     </w:p>
     <w:p>
       <w:pPr>
-        <w:pStyle w:val="BodyText"/>
+        <w:pStyle w:val="Textoindependiente"/>
         <w:tabs>
           <w:tab w:val="left" w:pos="345"/>
         </w:tabs>
@@ -687,7 +687,7 @@
     </w:p>
     <w:p>
       <w:pPr>
-        <w:pStyle w:val="BodyText"/>
+        <w:pStyle w:val="Textoindependiente"/>
         <w:tabs>
           <w:tab w:val="left" w:pos="345"/>
         </w:tabs>
@@ -2824,7 +2824,7 @@
     </w:p>
     <w:p>
       <w:pPr>
-        <w:pStyle w:val="ListParagraph"/>
+        <w:pStyle w:val="Prrafodelista"/>
         <w:numPr>
           <w:ilvl w:val="0"/>
           <w:numId w:val="1"/>
@@ -2920,8 +2920,9 @@
           <w:szCs w:val="20"/>
           <w:lang w:val="es-MX"/>
         </w:rPr>
-        <w:t>Tomar en cuenta una dirección extra para la interface del ruteador</w:t>
-      </w:r>
+        <w:t xml:space="preserve">Tomar en cuenta una dirección extra para la </w:t>
+      </w:r>
+      <w:proofErr w:type="gramStart"/>
       <w:r>
         <w:rPr>
           <w:rFonts w:ascii="Arial" w:eastAsia="Times New Roman" w:hAnsi="Arial" w:cs="Arial"/>
@@ -2929,8 +2930,9 @@
           <w:szCs w:val="20"/>
           <w:lang w:val="es-MX"/>
         </w:rPr>
-        <w:t xml:space="preserve"> en la subredes </w:t>
-      </w:r>
+        <w:t>interface</w:t>
+      </w:r>
+      <w:proofErr w:type="gramEnd"/>
       <w:r>
         <w:rPr>
           <w:rFonts w:ascii="Arial" w:eastAsia="Times New Roman" w:hAnsi="Arial" w:cs="Arial"/>
@@ -2938,7 +2940,52 @@
           <w:szCs w:val="20"/>
           <w:lang w:val="es-MX"/>
         </w:rPr>
+        <w:t xml:space="preserve"> del ruteador</w:t>
+      </w:r>
+      <w:r>
+        <w:rPr>
+          <w:rFonts w:ascii="Arial" w:eastAsia="Times New Roman" w:hAnsi="Arial" w:cs="Arial"/>
+          <w:sz w:val="20"/>
+          <w:szCs w:val="20"/>
+          <w:lang w:val="es-MX"/>
+        </w:rPr>
+        <w:t xml:space="preserve"> en la</w:t>
+      </w:r>
+      <w:r>
+        <w:rPr>
+          <w:rFonts w:ascii="Arial" w:eastAsia="Times New Roman" w:hAnsi="Arial" w:cs="Arial"/>
+          <w:sz w:val="20"/>
+          <w:szCs w:val="20"/>
+          <w:lang w:val="es-MX"/>
+        </w:rPr>
+        <w:t>s</w:t>
+      </w:r>
+      <w:r>
+        <w:rPr>
+          <w:rFonts w:ascii="Arial" w:eastAsia="Times New Roman" w:hAnsi="Arial" w:cs="Arial"/>
+          <w:sz w:val="20"/>
+          <w:szCs w:val="20"/>
+          <w:lang w:val="es-MX"/>
+        </w:rPr>
+        <w:t xml:space="preserve"> subredes </w:t>
+      </w:r>
+      <w:r>
+        <w:rPr>
+          <w:rFonts w:ascii="Arial" w:eastAsia="Times New Roman" w:hAnsi="Arial" w:cs="Arial"/>
+          <w:sz w:val="20"/>
+          <w:szCs w:val="20"/>
+          <w:lang w:val="es-MX"/>
+        </w:rPr>
         <w:t>Giga</w:t>
+      </w:r>
+      <w:r>
+        <w:rPr>
+          <w:rFonts w:ascii="Arial" w:eastAsia="Times New Roman" w:hAnsi="Arial" w:cs="Arial"/>
+          <w:sz w:val="20"/>
+          <w:szCs w:val="20"/>
+          <w:lang w:val="es-MX"/>
+        </w:rPr>
+        <w:t>bit</w:t>
       </w:r>
       <w:r>
         <w:rPr>
@@ -2961,7 +3008,7 @@
     </w:p>
     <w:p>
       <w:pPr>
-        <w:pStyle w:val="BodyText"/>
+        <w:pStyle w:val="Textoindependiente"/>
         <w:tabs>
           <w:tab w:val="left" w:pos="581"/>
         </w:tabs>
@@ -3400,7 +3447,6 @@
         <w:tc>
           <w:tcPr>
             <w:tcW w:w="1417" w:type="dxa"/>
-            <w:shd w:val="clear" w:color="auto" w:fill="auto"/>
             <w:vAlign w:val="center"/>
           </w:tcPr>
           <w:p>
@@ -3660,7 +3706,6 @@
         <w:tc>
           <w:tcPr>
             <w:tcW w:w="1417" w:type="dxa"/>
-            <w:shd w:val="clear" w:color="auto" w:fill="auto"/>
             <w:vAlign w:val="center"/>
           </w:tcPr>
           <w:p>
@@ -3843,7 +3888,6 @@
         <w:tc>
           <w:tcPr>
             <w:tcW w:w="1417" w:type="dxa"/>
-            <w:shd w:val="clear" w:color="auto" w:fill="auto"/>
             <w:vAlign w:val="center"/>
           </w:tcPr>
           <w:p>
@@ -4025,7 +4069,6 @@
         <w:tc>
           <w:tcPr>
             <w:tcW w:w="1417" w:type="dxa"/>
-            <w:shd w:val="clear" w:color="auto" w:fill="auto"/>
             <w:vAlign w:val="center"/>
           </w:tcPr>
           <w:p>
@@ -4219,7 +4262,6 @@
         <w:tc>
           <w:tcPr>
             <w:tcW w:w="1417" w:type="dxa"/>
-            <w:shd w:val="clear" w:color="auto" w:fill="auto"/>
             <w:vAlign w:val="center"/>
           </w:tcPr>
           <w:p>
@@ -4382,7 +4424,6 @@
         <w:tc>
           <w:tcPr>
             <w:tcW w:w="1417" w:type="dxa"/>
-            <w:shd w:val="clear" w:color="auto" w:fill="auto"/>
             <w:vAlign w:val="center"/>
           </w:tcPr>
           <w:p>
@@ -4554,7 +4595,6 @@
         <w:tc>
           <w:tcPr>
             <w:tcW w:w="1417" w:type="dxa"/>
-            <w:shd w:val="clear" w:color="auto" w:fill="auto"/>
             <w:vAlign w:val="center"/>
           </w:tcPr>
           <w:p>
@@ -4716,7 +4756,6 @@
         <w:tc>
           <w:tcPr>
             <w:tcW w:w="1417" w:type="dxa"/>
-            <w:shd w:val="clear" w:color="auto" w:fill="auto"/>
             <w:vAlign w:val="center"/>
           </w:tcPr>
           <w:p>
@@ -4846,7 +4885,7 @@
     </w:tbl>
     <w:p>
       <w:pPr>
-        <w:pStyle w:val="ListParagraph"/>
+        <w:pStyle w:val="Prrafodelista"/>
         <w:spacing w:line="300" w:lineRule="exact"/>
         <w:ind w:left="346"/>
         <w:jc w:val="both"/>
@@ -4859,7 +4898,7 @@
     </w:p>
     <w:p>
       <w:pPr>
-        <w:pStyle w:val="ListParagraph"/>
+        <w:pStyle w:val="Prrafodelista"/>
         <w:numPr>
           <w:ilvl w:val="0"/>
           <w:numId w:val="1"/>
@@ -4916,7 +4955,7 @@
     </w:p>
     <w:p>
       <w:pPr>
-        <w:pStyle w:val="BodyText"/>
+        <w:pStyle w:val="Textoindependiente"/>
         <w:numPr>
           <w:ilvl w:val="0"/>
           <w:numId w:val="1"/>
@@ -5763,7 +5802,7 @@
     </w:p>
     <w:p>
       <w:pPr>
-        <w:pStyle w:val="BodyText"/>
+        <w:pStyle w:val="Textoindependiente"/>
         <w:numPr>
           <w:ilvl w:val="0"/>
           <w:numId w:val="4"/>
@@ -5887,7 +5926,7 @@
     </w:p>
     <w:p>
       <w:pPr>
-        <w:pStyle w:val="BodyText"/>
+        <w:pStyle w:val="Textoindependiente"/>
         <w:numPr>
           <w:ilvl w:val="0"/>
           <w:numId w:val="4"/>
@@ -6000,7 +6039,7 @@
     </w:p>
     <w:p>
       <w:pPr>
-        <w:pStyle w:val="BodyText"/>
+        <w:pStyle w:val="Textoindependiente"/>
         <w:numPr>
           <w:ilvl w:val="0"/>
           <w:numId w:val="4"/>
@@ -6080,7 +6119,7 @@
     </w:p>
     <w:p>
       <w:pPr>
-        <w:pStyle w:val="BodyText"/>
+        <w:pStyle w:val="Textoindependiente"/>
         <w:tabs>
           <w:tab w:val="left" w:pos="581"/>
         </w:tabs>
@@ -6131,7 +6170,7 @@
           </w:tcPr>
           <w:p>
             <w:pPr>
-              <w:pStyle w:val="BodyText"/>
+              <w:pStyle w:val="Textoindependiente"/>
               <w:jc w:val="center"/>
               <w:rPr>
                 <w:rFonts w:ascii="Arial" w:hAnsi="Arial" w:cs="Arial"/>
@@ -6161,7 +6200,7 @@
           </w:tcPr>
           <w:p>
             <w:pPr>
-              <w:pStyle w:val="BodyText"/>
+              <w:pStyle w:val="Textoindependiente"/>
               <w:ind w:left="0"/>
               <w:jc w:val="center"/>
               <w:rPr>
@@ -6190,7 +6229,7 @@
           </w:tcPr>
           <w:p>
             <w:pPr>
-              <w:pStyle w:val="BodyText"/>
+              <w:pStyle w:val="Textoindependiente"/>
               <w:ind w:left="0" w:hanging="815"/>
               <w:jc w:val="center"/>
               <w:rPr>
@@ -6248,7 +6287,7 @@
           </w:tcPr>
           <w:p>
             <w:pPr>
-              <w:pStyle w:val="BodyText"/>
+              <w:pStyle w:val="Textoindependiente"/>
               <w:ind w:left="0"/>
               <w:jc w:val="center"/>
               <w:rPr>
@@ -6292,7 +6331,7 @@
           </w:p>
           <w:p>
             <w:pPr>
-              <w:pStyle w:val="BodyText"/>
+              <w:pStyle w:val="Textoindependiente"/>
               <w:ind w:left="0" w:hanging="84"/>
               <w:jc w:val="center"/>
               <w:rPr>
@@ -6323,12 +6362,11 @@
           <w:tcPr>
             <w:tcW w:w="1448" w:type="dxa"/>
             <w:vMerge w:val="restart"/>
-            <w:shd w:val="clear" w:color="auto" w:fill="auto"/>
-            <w:vAlign w:val="center"/>
-          </w:tcPr>
-          <w:p>
-            <w:pPr>
-              <w:pStyle w:val="BodyText"/>
+            <w:vAlign w:val="center"/>
+          </w:tcPr>
+          <w:p>
+            <w:pPr>
+              <w:pStyle w:val="Textoindependiente"/>
               <w:jc w:val="center"/>
               <w:rPr>
                 <w:rFonts w:ascii="Arial" w:hAnsi="Arial" w:cs="Arial"/>
@@ -6369,12 +6407,11 @@
         <w:tc>
           <w:tcPr>
             <w:tcW w:w="1666" w:type="dxa"/>
-            <w:shd w:val="clear" w:color="auto" w:fill="auto"/>
-            <w:vAlign w:val="center"/>
-          </w:tcPr>
-          <w:p>
-            <w:pPr>
-              <w:pStyle w:val="BodyText"/>
+            <w:vAlign w:val="center"/>
+          </w:tcPr>
+          <w:p>
+            <w:pPr>
+              <w:pStyle w:val="Textoindependiente"/>
               <w:jc w:val="center"/>
               <w:rPr>
                 <w:rFonts w:ascii="Arial" w:hAnsi="Arial" w:cs="Arial"/>
@@ -6406,7 +6443,6 @@
         <w:tc>
           <w:tcPr>
             <w:tcW w:w="2950" w:type="dxa"/>
-            <w:shd w:val="clear" w:color="auto" w:fill="auto"/>
             <w:vAlign w:val="center"/>
           </w:tcPr>
           <w:p>
@@ -6422,12 +6458,11 @@
           <w:tcPr>
             <w:tcW w:w="4117" w:type="dxa"/>
             <w:gridSpan w:val="2"/>
-            <w:shd w:val="clear" w:color="auto" w:fill="auto"/>
-            <w:vAlign w:val="center"/>
-          </w:tcPr>
-          <w:p>
-            <w:pPr>
-              <w:pStyle w:val="BodyText"/>
+            <w:vAlign w:val="center"/>
+          </w:tcPr>
+          <w:p>
+            <w:pPr>
+              <w:pStyle w:val="Textoindependiente"/>
               <w:jc w:val="center"/>
               <w:rPr>
                 <w:rFonts w:ascii="Arial" w:hAnsi="Arial" w:cs="Arial"/>
@@ -6447,12 +6482,11 @@
           <w:tcPr>
             <w:tcW w:w="1448" w:type="dxa"/>
             <w:vMerge/>
-            <w:shd w:val="clear" w:color="auto" w:fill="auto"/>
-            <w:vAlign w:val="center"/>
-          </w:tcPr>
-          <w:p>
-            <w:pPr>
-              <w:pStyle w:val="BodyText"/>
+            <w:vAlign w:val="center"/>
+          </w:tcPr>
+          <w:p>
+            <w:pPr>
+              <w:pStyle w:val="Textoindependiente"/>
               <w:jc w:val="center"/>
               <w:rPr>
                 <w:rFonts w:ascii="Arial" w:hAnsi="Arial" w:cs="Arial"/>
@@ -6466,12 +6500,11 @@
         <w:tc>
           <w:tcPr>
             <w:tcW w:w="1666" w:type="dxa"/>
-            <w:shd w:val="clear" w:color="auto" w:fill="auto"/>
-            <w:vAlign w:val="center"/>
-          </w:tcPr>
-          <w:p>
-            <w:pPr>
-              <w:pStyle w:val="BodyText"/>
+            <w:vAlign w:val="center"/>
+          </w:tcPr>
+          <w:p>
+            <w:pPr>
+              <w:pStyle w:val="Textoindependiente"/>
               <w:jc w:val="center"/>
               <w:rPr>
                 <w:rFonts w:ascii="Arial" w:hAnsi="Arial" w:cs="Arial"/>
@@ -6494,12 +6527,11 @@
         <w:tc>
           <w:tcPr>
             <w:tcW w:w="2950" w:type="dxa"/>
-            <w:shd w:val="clear" w:color="auto" w:fill="auto"/>
-            <w:vAlign w:val="center"/>
-          </w:tcPr>
-          <w:p>
-            <w:pPr>
-              <w:pStyle w:val="BodyText"/>
+            <w:vAlign w:val="center"/>
+          </w:tcPr>
+          <w:p>
+            <w:pPr>
+              <w:pStyle w:val="Textoindependiente"/>
               <w:jc w:val="center"/>
               <w:rPr>
                 <w:rFonts w:ascii="Arial" w:hAnsi="Arial" w:cs="Arial"/>
@@ -6513,12 +6545,11 @@
           <w:tcPr>
             <w:tcW w:w="4117" w:type="dxa"/>
             <w:gridSpan w:val="2"/>
-            <w:shd w:val="clear" w:color="auto" w:fill="auto"/>
-            <w:vAlign w:val="center"/>
-          </w:tcPr>
-          <w:p>
-            <w:pPr>
-              <w:pStyle w:val="BodyText"/>
+            <w:vAlign w:val="center"/>
+          </w:tcPr>
+          <w:p>
+            <w:pPr>
+              <w:pStyle w:val="Textoindependiente"/>
               <w:jc w:val="center"/>
               <w:rPr>
                 <w:rFonts w:ascii="Arial" w:hAnsi="Arial" w:cs="Arial"/>
@@ -6538,12 +6569,11 @@
           <w:tcPr>
             <w:tcW w:w="1448" w:type="dxa"/>
             <w:vMerge w:val="restart"/>
-            <w:shd w:val="clear" w:color="auto" w:fill="auto"/>
-            <w:vAlign w:val="center"/>
-          </w:tcPr>
-          <w:p>
-            <w:pPr>
-              <w:pStyle w:val="BodyText"/>
+            <w:vAlign w:val="center"/>
+          </w:tcPr>
+          <w:p>
+            <w:pPr>
+              <w:pStyle w:val="Textoindependiente"/>
               <w:jc w:val="center"/>
               <w:rPr>
                 <w:rFonts w:ascii="Arial" w:hAnsi="Arial" w:cs="Arial"/>
@@ -6584,12 +6614,11 @@
         <w:tc>
           <w:tcPr>
             <w:tcW w:w="1666" w:type="dxa"/>
-            <w:shd w:val="clear" w:color="auto" w:fill="auto"/>
-            <w:vAlign w:val="center"/>
-          </w:tcPr>
-          <w:p>
-            <w:pPr>
-              <w:pStyle w:val="BodyText"/>
+            <w:vAlign w:val="center"/>
+          </w:tcPr>
+          <w:p>
+            <w:pPr>
+              <w:pStyle w:val="Textoindependiente"/>
               <w:jc w:val="center"/>
               <w:rPr>
                 <w:rFonts w:ascii="Arial" w:hAnsi="Arial" w:cs="Arial"/>
@@ -6621,12 +6650,11 @@
         <w:tc>
           <w:tcPr>
             <w:tcW w:w="2950" w:type="dxa"/>
-            <w:shd w:val="clear" w:color="auto" w:fill="auto"/>
-            <w:vAlign w:val="center"/>
-          </w:tcPr>
-          <w:p>
-            <w:pPr>
-              <w:pStyle w:val="BodyText"/>
+            <w:vAlign w:val="center"/>
+          </w:tcPr>
+          <w:p>
+            <w:pPr>
+              <w:pStyle w:val="Textoindependiente"/>
               <w:jc w:val="center"/>
               <w:rPr>
                 <w:rFonts w:ascii="Arial" w:hAnsi="Arial" w:cs="Arial"/>
@@ -6640,12 +6668,11 @@
           <w:tcPr>
             <w:tcW w:w="4117" w:type="dxa"/>
             <w:gridSpan w:val="2"/>
-            <w:shd w:val="clear" w:color="auto" w:fill="auto"/>
-            <w:vAlign w:val="center"/>
-          </w:tcPr>
-          <w:p>
-            <w:pPr>
-              <w:pStyle w:val="BodyText"/>
+            <w:vAlign w:val="center"/>
+          </w:tcPr>
+          <w:p>
+            <w:pPr>
+              <w:pStyle w:val="Textoindependiente"/>
               <w:jc w:val="center"/>
               <w:rPr>
                 <w:rFonts w:ascii="Arial" w:hAnsi="Arial" w:cs="Arial"/>
@@ -6665,12 +6692,11 @@
           <w:tcPr>
             <w:tcW w:w="1448" w:type="dxa"/>
             <w:vMerge/>
-            <w:shd w:val="clear" w:color="auto" w:fill="auto"/>
-            <w:vAlign w:val="center"/>
-          </w:tcPr>
-          <w:p>
-            <w:pPr>
-              <w:pStyle w:val="BodyText"/>
+            <w:vAlign w:val="center"/>
+          </w:tcPr>
+          <w:p>
+            <w:pPr>
+              <w:pStyle w:val="Textoindependiente"/>
               <w:jc w:val="center"/>
               <w:rPr>
                 <w:rFonts w:ascii="Arial" w:hAnsi="Arial" w:cs="Arial"/>
@@ -6684,12 +6710,11 @@
         <w:tc>
           <w:tcPr>
             <w:tcW w:w="1666" w:type="dxa"/>
-            <w:shd w:val="clear" w:color="auto" w:fill="auto"/>
-            <w:vAlign w:val="center"/>
-          </w:tcPr>
-          <w:p>
-            <w:pPr>
-              <w:pStyle w:val="BodyText"/>
+            <w:vAlign w:val="center"/>
+          </w:tcPr>
+          <w:p>
+            <w:pPr>
+              <w:pStyle w:val="Textoindependiente"/>
               <w:jc w:val="center"/>
               <w:rPr>
                 <w:rFonts w:ascii="Arial" w:hAnsi="Arial" w:cs="Arial"/>
@@ -6721,12 +6746,11 @@
         <w:tc>
           <w:tcPr>
             <w:tcW w:w="2950" w:type="dxa"/>
-            <w:shd w:val="clear" w:color="auto" w:fill="auto"/>
-            <w:vAlign w:val="center"/>
-          </w:tcPr>
-          <w:p>
-            <w:pPr>
-              <w:pStyle w:val="BodyText"/>
+            <w:vAlign w:val="center"/>
+          </w:tcPr>
+          <w:p>
+            <w:pPr>
+              <w:pStyle w:val="Textoindependiente"/>
               <w:jc w:val="center"/>
               <w:rPr>
                 <w:rFonts w:ascii="Arial" w:hAnsi="Arial" w:cs="Arial"/>
@@ -6740,12 +6764,11 @@
           <w:tcPr>
             <w:tcW w:w="4117" w:type="dxa"/>
             <w:gridSpan w:val="2"/>
-            <w:shd w:val="clear" w:color="auto" w:fill="auto"/>
-            <w:vAlign w:val="center"/>
-          </w:tcPr>
-          <w:p>
-            <w:pPr>
-              <w:pStyle w:val="BodyText"/>
+            <w:vAlign w:val="center"/>
+          </w:tcPr>
+          <w:p>
+            <w:pPr>
+              <w:pStyle w:val="Textoindependiente"/>
               <w:jc w:val="center"/>
               <w:rPr>
                 <w:rFonts w:ascii="Arial" w:hAnsi="Arial" w:cs="Arial"/>
@@ -6765,12 +6788,11 @@
           <w:tcPr>
             <w:tcW w:w="1448" w:type="dxa"/>
             <w:vMerge/>
-            <w:shd w:val="clear" w:color="auto" w:fill="auto"/>
-            <w:vAlign w:val="center"/>
-          </w:tcPr>
-          <w:p>
-            <w:pPr>
-              <w:pStyle w:val="BodyText"/>
+            <w:vAlign w:val="center"/>
+          </w:tcPr>
+          <w:p>
+            <w:pPr>
+              <w:pStyle w:val="Textoindependiente"/>
               <w:jc w:val="center"/>
               <w:rPr>
                 <w:rFonts w:ascii="Arial" w:hAnsi="Arial" w:cs="Arial"/>
@@ -6784,12 +6806,11 @@
         <w:tc>
           <w:tcPr>
             <w:tcW w:w="1666" w:type="dxa"/>
-            <w:shd w:val="clear" w:color="auto" w:fill="auto"/>
-            <w:vAlign w:val="center"/>
-          </w:tcPr>
-          <w:p>
-            <w:pPr>
-              <w:pStyle w:val="BodyText"/>
+            <w:vAlign w:val="center"/>
+          </w:tcPr>
+          <w:p>
+            <w:pPr>
+              <w:pStyle w:val="Textoindependiente"/>
               <w:jc w:val="center"/>
               <w:rPr>
                 <w:rFonts w:ascii="Arial" w:hAnsi="Arial" w:cs="Arial"/>
@@ -6812,12 +6833,11 @@
         <w:tc>
           <w:tcPr>
             <w:tcW w:w="2950" w:type="dxa"/>
-            <w:shd w:val="clear" w:color="auto" w:fill="auto"/>
-            <w:vAlign w:val="center"/>
-          </w:tcPr>
-          <w:p>
-            <w:pPr>
-              <w:pStyle w:val="BodyText"/>
+            <w:vAlign w:val="center"/>
+          </w:tcPr>
+          <w:p>
+            <w:pPr>
+              <w:pStyle w:val="Textoindependiente"/>
               <w:jc w:val="center"/>
               <w:rPr>
                 <w:rFonts w:ascii="Arial" w:hAnsi="Arial" w:cs="Arial"/>
@@ -6831,12 +6851,11 @@
           <w:tcPr>
             <w:tcW w:w="4117" w:type="dxa"/>
             <w:gridSpan w:val="2"/>
-            <w:shd w:val="clear" w:color="auto" w:fill="auto"/>
-            <w:vAlign w:val="center"/>
-          </w:tcPr>
-          <w:p>
-            <w:pPr>
-              <w:pStyle w:val="BodyText"/>
+            <w:vAlign w:val="center"/>
+          </w:tcPr>
+          <w:p>
+            <w:pPr>
+              <w:pStyle w:val="Textoindependiente"/>
               <w:jc w:val="center"/>
               <w:rPr>
                 <w:rFonts w:ascii="Arial" w:hAnsi="Arial" w:cs="Arial"/>
@@ -6856,12 +6875,11 @@
           <w:tcPr>
             <w:tcW w:w="1448" w:type="dxa"/>
             <w:vMerge/>
-            <w:shd w:val="clear" w:color="auto" w:fill="auto"/>
-            <w:vAlign w:val="center"/>
-          </w:tcPr>
-          <w:p>
-            <w:pPr>
-              <w:pStyle w:val="BodyText"/>
+            <w:vAlign w:val="center"/>
+          </w:tcPr>
+          <w:p>
+            <w:pPr>
+              <w:pStyle w:val="Textoindependiente"/>
               <w:jc w:val="center"/>
               <w:rPr>
                 <w:rFonts w:ascii="Arial" w:hAnsi="Arial" w:cs="Arial"/>
@@ -6875,12 +6893,11 @@
         <w:tc>
           <w:tcPr>
             <w:tcW w:w="1666" w:type="dxa"/>
-            <w:shd w:val="clear" w:color="auto" w:fill="auto"/>
-            <w:vAlign w:val="center"/>
-          </w:tcPr>
-          <w:p>
-            <w:pPr>
-              <w:pStyle w:val="BodyText"/>
+            <w:vAlign w:val="center"/>
+          </w:tcPr>
+          <w:p>
+            <w:pPr>
+              <w:pStyle w:val="Textoindependiente"/>
               <w:jc w:val="center"/>
               <w:rPr>
                 <w:rFonts w:ascii="Arial" w:hAnsi="Arial" w:cs="Arial"/>
@@ -6903,12 +6920,11 @@
         <w:tc>
           <w:tcPr>
             <w:tcW w:w="2950" w:type="dxa"/>
-            <w:shd w:val="clear" w:color="auto" w:fill="auto"/>
-            <w:vAlign w:val="center"/>
-          </w:tcPr>
-          <w:p>
-            <w:pPr>
-              <w:pStyle w:val="BodyText"/>
+            <w:vAlign w:val="center"/>
+          </w:tcPr>
+          <w:p>
+            <w:pPr>
+              <w:pStyle w:val="Textoindependiente"/>
               <w:jc w:val="center"/>
               <w:rPr>
                 <w:rFonts w:ascii="Arial" w:hAnsi="Arial" w:cs="Arial"/>
@@ -6922,12 +6938,11 @@
           <w:tcPr>
             <w:tcW w:w="4117" w:type="dxa"/>
             <w:gridSpan w:val="2"/>
-            <w:shd w:val="clear" w:color="auto" w:fill="auto"/>
-            <w:vAlign w:val="center"/>
-          </w:tcPr>
-          <w:p>
-            <w:pPr>
-              <w:pStyle w:val="BodyText"/>
+            <w:vAlign w:val="center"/>
+          </w:tcPr>
+          <w:p>
+            <w:pPr>
+              <w:pStyle w:val="Textoindependiente"/>
               <w:jc w:val="center"/>
               <w:rPr>
                 <w:rFonts w:ascii="Arial" w:hAnsi="Arial" w:cs="Arial"/>
@@ -6947,12 +6962,11 @@
           <w:tcPr>
             <w:tcW w:w="1448" w:type="dxa"/>
             <w:vMerge w:val="restart"/>
-            <w:shd w:val="clear" w:color="auto" w:fill="auto"/>
-            <w:vAlign w:val="center"/>
-          </w:tcPr>
-          <w:p>
-            <w:pPr>
-              <w:pStyle w:val="BodyText"/>
+            <w:vAlign w:val="center"/>
+          </w:tcPr>
+          <w:p>
+            <w:pPr>
+              <w:pStyle w:val="Textoindependiente"/>
               <w:jc w:val="center"/>
               <w:rPr>
                 <w:rFonts w:ascii="Arial" w:hAnsi="Arial" w:cs="Arial"/>
@@ -6993,12 +7007,11 @@
         <w:tc>
           <w:tcPr>
             <w:tcW w:w="1666" w:type="dxa"/>
-            <w:shd w:val="clear" w:color="auto" w:fill="auto"/>
-            <w:vAlign w:val="center"/>
-          </w:tcPr>
-          <w:p>
-            <w:pPr>
-              <w:pStyle w:val="BodyText"/>
+            <w:vAlign w:val="center"/>
+          </w:tcPr>
+          <w:p>
+            <w:pPr>
+              <w:pStyle w:val="Textoindependiente"/>
               <w:jc w:val="center"/>
               <w:rPr>
                 <w:rFonts w:ascii="Arial" w:hAnsi="Arial" w:cs="Arial"/>
@@ -7039,12 +7052,11 @@
         <w:tc>
           <w:tcPr>
             <w:tcW w:w="2950" w:type="dxa"/>
-            <w:shd w:val="clear" w:color="auto" w:fill="auto"/>
-            <w:vAlign w:val="center"/>
-          </w:tcPr>
-          <w:p>
-            <w:pPr>
-              <w:pStyle w:val="BodyText"/>
+            <w:vAlign w:val="center"/>
+          </w:tcPr>
+          <w:p>
+            <w:pPr>
+              <w:pStyle w:val="Textoindependiente"/>
               <w:jc w:val="center"/>
               <w:rPr>
                 <w:rFonts w:ascii="Arial" w:hAnsi="Arial" w:cs="Arial"/>
@@ -7058,12 +7070,11 @@
           <w:tcPr>
             <w:tcW w:w="4117" w:type="dxa"/>
             <w:gridSpan w:val="2"/>
-            <w:shd w:val="clear" w:color="auto" w:fill="auto"/>
-            <w:vAlign w:val="center"/>
-          </w:tcPr>
-          <w:p>
-            <w:pPr>
-              <w:pStyle w:val="BodyText"/>
+            <w:vAlign w:val="center"/>
+          </w:tcPr>
+          <w:p>
+            <w:pPr>
+              <w:pStyle w:val="Textoindependiente"/>
               <w:jc w:val="center"/>
               <w:rPr>
                 <w:rFonts w:ascii="Arial" w:hAnsi="Arial" w:cs="Arial"/>
@@ -7083,12 +7094,11 @@
           <w:tcPr>
             <w:tcW w:w="1448" w:type="dxa"/>
             <w:vMerge/>
-            <w:shd w:val="clear" w:color="auto" w:fill="auto"/>
-            <w:vAlign w:val="center"/>
-          </w:tcPr>
-          <w:p>
-            <w:pPr>
-              <w:pStyle w:val="BodyText"/>
+            <w:vAlign w:val="center"/>
+          </w:tcPr>
+          <w:p>
+            <w:pPr>
+              <w:pStyle w:val="Textoindependiente"/>
               <w:jc w:val="center"/>
               <w:rPr>
                 <w:rFonts w:ascii="Arial" w:hAnsi="Arial" w:cs="Arial"/>
@@ -7102,12 +7112,11 @@
         <w:tc>
           <w:tcPr>
             <w:tcW w:w="1666" w:type="dxa"/>
-            <w:shd w:val="clear" w:color="auto" w:fill="auto"/>
-            <w:vAlign w:val="center"/>
-          </w:tcPr>
-          <w:p>
-            <w:pPr>
-              <w:pStyle w:val="BodyText"/>
+            <w:vAlign w:val="center"/>
+          </w:tcPr>
+          <w:p>
+            <w:pPr>
+              <w:pStyle w:val="Textoindependiente"/>
               <w:jc w:val="center"/>
               <w:rPr>
                 <w:rFonts w:ascii="Arial" w:hAnsi="Arial" w:cs="Arial"/>
@@ -7130,12 +7139,11 @@
         <w:tc>
           <w:tcPr>
             <w:tcW w:w="2950" w:type="dxa"/>
-            <w:shd w:val="clear" w:color="auto" w:fill="auto"/>
-            <w:vAlign w:val="center"/>
-          </w:tcPr>
-          <w:p>
-            <w:pPr>
-              <w:pStyle w:val="BodyText"/>
+            <w:vAlign w:val="center"/>
+          </w:tcPr>
+          <w:p>
+            <w:pPr>
+              <w:pStyle w:val="Textoindependiente"/>
               <w:jc w:val="center"/>
               <w:rPr>
                 <w:rFonts w:ascii="Arial" w:hAnsi="Arial" w:cs="Arial"/>
@@ -7149,12 +7157,11 @@
           <w:tcPr>
             <w:tcW w:w="4117" w:type="dxa"/>
             <w:gridSpan w:val="2"/>
-            <w:shd w:val="clear" w:color="auto" w:fill="auto"/>
-            <w:vAlign w:val="center"/>
-          </w:tcPr>
-          <w:p>
-            <w:pPr>
-              <w:pStyle w:val="BodyText"/>
+            <w:vAlign w:val="center"/>
+          </w:tcPr>
+          <w:p>
+            <w:pPr>
+              <w:pStyle w:val="Textoindependiente"/>
               <w:jc w:val="center"/>
               <w:rPr>
                 <w:rFonts w:ascii="Arial" w:hAnsi="Arial" w:cs="Arial"/>
@@ -7174,12 +7181,11 @@
           <w:tcPr>
             <w:tcW w:w="1448" w:type="dxa"/>
             <w:vMerge/>
-            <w:shd w:val="clear" w:color="auto" w:fill="auto"/>
-            <w:vAlign w:val="center"/>
-          </w:tcPr>
-          <w:p>
-            <w:pPr>
-              <w:pStyle w:val="BodyText"/>
+            <w:vAlign w:val="center"/>
+          </w:tcPr>
+          <w:p>
+            <w:pPr>
+              <w:pStyle w:val="Textoindependiente"/>
               <w:jc w:val="center"/>
               <w:rPr>
                 <w:rFonts w:ascii="Arial" w:hAnsi="Arial" w:cs="Arial"/>
@@ -7193,12 +7199,11 @@
         <w:tc>
           <w:tcPr>
             <w:tcW w:w="1666" w:type="dxa"/>
-            <w:shd w:val="clear" w:color="auto" w:fill="auto"/>
-            <w:vAlign w:val="center"/>
-          </w:tcPr>
-          <w:p>
-            <w:pPr>
-              <w:pStyle w:val="BodyText"/>
+            <w:vAlign w:val="center"/>
+          </w:tcPr>
+          <w:p>
+            <w:pPr>
+              <w:pStyle w:val="Textoindependiente"/>
               <w:jc w:val="center"/>
               <w:rPr>
                 <w:rFonts w:ascii="Arial" w:hAnsi="Arial" w:cs="Arial"/>
@@ -7221,12 +7226,11 @@
         <w:tc>
           <w:tcPr>
             <w:tcW w:w="2950" w:type="dxa"/>
-            <w:shd w:val="clear" w:color="auto" w:fill="auto"/>
-            <w:vAlign w:val="center"/>
-          </w:tcPr>
-          <w:p>
-            <w:pPr>
-              <w:pStyle w:val="BodyText"/>
+            <w:vAlign w:val="center"/>
+          </w:tcPr>
+          <w:p>
+            <w:pPr>
+              <w:pStyle w:val="Textoindependiente"/>
               <w:jc w:val="center"/>
               <w:rPr>
                 <w:rFonts w:ascii="Arial" w:hAnsi="Arial" w:cs="Arial"/>
@@ -7240,12 +7244,11 @@
           <w:tcPr>
             <w:tcW w:w="4117" w:type="dxa"/>
             <w:gridSpan w:val="2"/>
-            <w:shd w:val="clear" w:color="auto" w:fill="auto"/>
-            <w:vAlign w:val="center"/>
-          </w:tcPr>
-          <w:p>
-            <w:pPr>
-              <w:pStyle w:val="BodyText"/>
+            <w:vAlign w:val="center"/>
+          </w:tcPr>
+          <w:p>
+            <w:pPr>
+              <w:pStyle w:val="Textoindependiente"/>
               <w:jc w:val="center"/>
               <w:rPr>
                 <w:rFonts w:ascii="Arial" w:hAnsi="Arial" w:cs="Arial"/>
@@ -7265,12 +7268,11 @@
           <w:tcPr>
             <w:tcW w:w="1448" w:type="dxa"/>
             <w:vMerge w:val="restart"/>
-            <w:shd w:val="clear" w:color="auto" w:fill="auto"/>
-            <w:vAlign w:val="center"/>
-          </w:tcPr>
-          <w:p>
-            <w:pPr>
-              <w:pStyle w:val="BodyText"/>
+            <w:vAlign w:val="center"/>
+          </w:tcPr>
+          <w:p>
+            <w:pPr>
+              <w:pStyle w:val="Textoindependiente"/>
               <w:jc w:val="center"/>
               <w:rPr>
                 <w:rFonts w:ascii="Arial" w:hAnsi="Arial" w:cs="Arial"/>
@@ -7311,12 +7313,11 @@
         <w:tc>
           <w:tcPr>
             <w:tcW w:w="1666" w:type="dxa"/>
-            <w:shd w:val="clear" w:color="auto" w:fill="auto"/>
-            <w:vAlign w:val="center"/>
-          </w:tcPr>
-          <w:p>
-            <w:pPr>
-              <w:pStyle w:val="BodyText"/>
+            <w:vAlign w:val="center"/>
+          </w:tcPr>
+          <w:p>
+            <w:pPr>
+              <w:pStyle w:val="Textoindependiente"/>
               <w:jc w:val="center"/>
               <w:rPr>
                 <w:rFonts w:ascii="Arial" w:hAnsi="Arial" w:cs="Arial"/>
@@ -7348,12 +7349,11 @@
         <w:tc>
           <w:tcPr>
             <w:tcW w:w="2950" w:type="dxa"/>
-            <w:shd w:val="clear" w:color="auto" w:fill="auto"/>
-            <w:vAlign w:val="center"/>
-          </w:tcPr>
-          <w:p>
-            <w:pPr>
-              <w:pStyle w:val="BodyText"/>
+            <w:vAlign w:val="center"/>
+          </w:tcPr>
+          <w:p>
+            <w:pPr>
+              <w:pStyle w:val="Textoindependiente"/>
               <w:jc w:val="center"/>
               <w:rPr>
                 <w:rFonts w:ascii="Arial" w:hAnsi="Arial" w:cs="Arial"/>
@@ -7367,12 +7367,11 @@
           <w:tcPr>
             <w:tcW w:w="4117" w:type="dxa"/>
             <w:gridSpan w:val="2"/>
-            <w:shd w:val="clear" w:color="auto" w:fill="auto"/>
-            <w:vAlign w:val="center"/>
-          </w:tcPr>
-          <w:p>
-            <w:pPr>
-              <w:pStyle w:val="BodyText"/>
+            <w:vAlign w:val="center"/>
+          </w:tcPr>
+          <w:p>
+            <w:pPr>
+              <w:pStyle w:val="Textoindependiente"/>
               <w:jc w:val="center"/>
               <w:rPr>
                 <w:rFonts w:ascii="Arial" w:hAnsi="Arial" w:cs="Arial"/>
@@ -7392,12 +7391,11 @@
           <w:tcPr>
             <w:tcW w:w="1448" w:type="dxa"/>
             <w:vMerge/>
-            <w:shd w:val="clear" w:color="auto" w:fill="auto"/>
-            <w:vAlign w:val="center"/>
-          </w:tcPr>
-          <w:p>
-            <w:pPr>
-              <w:pStyle w:val="BodyText"/>
+            <w:vAlign w:val="center"/>
+          </w:tcPr>
+          <w:p>
+            <w:pPr>
+              <w:pStyle w:val="Textoindependiente"/>
               <w:jc w:val="center"/>
               <w:rPr>
                 <w:rFonts w:ascii="Arial" w:hAnsi="Arial" w:cs="Arial"/>
@@ -7411,12 +7409,11 @@
         <w:tc>
           <w:tcPr>
             <w:tcW w:w="1666" w:type="dxa"/>
-            <w:shd w:val="clear" w:color="auto" w:fill="auto"/>
-            <w:vAlign w:val="center"/>
-          </w:tcPr>
-          <w:p>
-            <w:pPr>
-              <w:pStyle w:val="BodyText"/>
+            <w:vAlign w:val="center"/>
+          </w:tcPr>
+          <w:p>
+            <w:pPr>
+              <w:pStyle w:val="Textoindependiente"/>
               <w:jc w:val="center"/>
               <w:rPr>
                 <w:rFonts w:ascii="Arial" w:hAnsi="Arial" w:cs="Arial"/>
@@ -7448,12 +7445,11 @@
         <w:tc>
           <w:tcPr>
             <w:tcW w:w="2950" w:type="dxa"/>
-            <w:shd w:val="clear" w:color="auto" w:fill="auto"/>
-            <w:vAlign w:val="center"/>
-          </w:tcPr>
-          <w:p>
-            <w:pPr>
-              <w:pStyle w:val="BodyText"/>
+            <w:vAlign w:val="center"/>
+          </w:tcPr>
+          <w:p>
+            <w:pPr>
+              <w:pStyle w:val="Textoindependiente"/>
               <w:jc w:val="center"/>
               <w:rPr>
                 <w:rFonts w:ascii="Arial" w:hAnsi="Arial" w:cs="Arial"/>
@@ -7467,12 +7463,11 @@
           <w:tcPr>
             <w:tcW w:w="4117" w:type="dxa"/>
             <w:gridSpan w:val="2"/>
-            <w:shd w:val="clear" w:color="auto" w:fill="auto"/>
-            <w:vAlign w:val="center"/>
-          </w:tcPr>
-          <w:p>
-            <w:pPr>
-              <w:pStyle w:val="BodyText"/>
+            <w:vAlign w:val="center"/>
+          </w:tcPr>
+          <w:p>
+            <w:pPr>
+              <w:pStyle w:val="Textoindependiente"/>
               <w:jc w:val="center"/>
               <w:rPr>
                 <w:rFonts w:ascii="Arial" w:hAnsi="Arial" w:cs="Arial"/>
@@ -7486,7 +7481,7 @@
     </w:tbl>
     <w:p>
       <w:pPr>
-        <w:pStyle w:val="BodyText"/>
+        <w:pStyle w:val="Textoindependiente"/>
         <w:tabs>
           <w:tab w:val="left" w:pos="581"/>
         </w:tabs>
@@ -7510,7 +7505,7 @@
 </file>
 
 <file path=word/endnotes.xml><?xml version="1.0" encoding="utf-8"?>
-<w:endnotes xmlns:wpc="http://schemas.microsoft.com/office/word/2010/wordprocessingCanvas" xmlns:cx="http://schemas.microsoft.com/office/drawing/2014/chartex" xmlns:cx1="http://schemas.microsoft.com/office/drawing/2015/9/8/chartex" xmlns:cx2="http://schemas.microsoft.com/office/drawing/2015/10/21/chartex" xmlns:cx3="http://schemas.microsoft.com/office/drawing/2016/5/9/chartex" xmlns:cx4="http://schemas.microsoft.com/office/drawing/2016/5/10/chartex" xmlns:cx5="http://schemas.microsoft.com/office/drawing/2016/5/11/chartex" xmlns:cx6="http://schemas.microsoft.com/office/drawing/2016/5/12/chartex" xmlns:cx7="http://schemas.microsoft.com/office/drawing/2016/5/13/chartex" xmlns:cx8="http://schemas.microsoft.com/office/drawing/2016/5/14/chartex" xmlns:mc="http://schemas.openxmlformats.org/markup-compatibility/2006" xmlns:aink="http://schemas.microsoft.com/office/drawing/2016/ink" xmlns:am3d="http://schemas.microsoft.com/office/drawing/2017/model3d" xmlns:o="urn:schemas-microsoft-com:office:office" xmlns:oel="http://schemas.microsoft.com/office/2019/extlst" xmlns:r="http://schemas.openxmlformats.org/officeDocument/2006/relationships" xmlns:m="http://schemas.openxmlformats.org/officeDocument/2006/math" xmlns:v="urn:schemas-microsoft-com:vml" xmlns:wp14="http://schemas.microsoft.com/office/word/2010/wordprocessingDrawing" xmlns:wp="http://schemas.openxmlformats.org/drawingml/2006/wordprocessingDrawing" xmlns:w10="urn:schemas-microsoft-com:office:word" xmlns:w="http://schemas.openxmlformats.org/wordprocessingml/2006/main" xmlns:w14="http://schemas.microsoft.com/office/word/2010/wordml" xmlns:w15="http://schemas.microsoft.com/office/word/2012/wordml" xmlns:w16cex="http://schemas.microsoft.com/office/word/2018/wordml/cex" xmlns:w16cid="http://schemas.microsoft.com/office/word/2016/wordml/cid" xmlns:w16="http://schemas.microsoft.com/office/word/2018/wordml" xmlns:w16sdtdh="http://schemas.microsoft.com/office/word/2020/wordml/sdtdatahash" xmlns:w16se="http://schemas.microsoft.com/office/word/2015/wordml/symex" xmlns:wpg="http://schemas.microsoft.com/office/word/2010/wordprocessingGroup" xmlns:wpi="http://schemas.microsoft.com/office/word/2010/wordprocessingInk" xmlns:wne="http://schemas.microsoft.com/office/word/2006/wordml" xmlns:wps="http://schemas.microsoft.com/office/word/2010/wordprocessingShape" mc:Ignorable="w14 w15 w16se w16cid w16 w16cex w16sdtdh wp14">
+<w:endnotes xmlns:wpc="http://schemas.microsoft.com/office/word/2010/wordprocessingCanvas" xmlns:cx="http://schemas.microsoft.com/office/drawing/2014/chartex" xmlns:cx1="http://schemas.microsoft.com/office/drawing/2015/9/8/chartex" xmlns:cx2="http://schemas.microsoft.com/office/drawing/2015/10/21/chartex" xmlns:cx3="http://schemas.microsoft.com/office/drawing/2016/5/9/chartex" xmlns:cx4="http://schemas.microsoft.com/office/drawing/2016/5/10/chartex" xmlns:cx5="http://schemas.microsoft.com/office/drawing/2016/5/11/chartex" xmlns:cx6="http://schemas.microsoft.com/office/drawing/2016/5/12/chartex" xmlns:cx7="http://schemas.microsoft.com/office/drawing/2016/5/13/chartex" xmlns:cx8="http://schemas.microsoft.com/office/drawing/2016/5/14/chartex" xmlns:mc="http://schemas.openxmlformats.org/markup-compatibility/2006" xmlns:aink="http://schemas.microsoft.com/office/drawing/2016/ink" xmlns:am3d="http://schemas.microsoft.com/office/drawing/2017/model3d" xmlns:o="urn:schemas-microsoft-com:office:office" xmlns:oel="http://schemas.microsoft.com/office/2019/extlst" xmlns:r="http://schemas.openxmlformats.org/officeDocument/2006/relationships" xmlns:m="http://schemas.openxmlformats.org/officeDocument/2006/math" xmlns:v="urn:schemas-microsoft-com:vml" xmlns:wp14="http://schemas.microsoft.com/office/word/2010/wordprocessingDrawing" xmlns:wp="http://schemas.openxmlformats.org/drawingml/2006/wordprocessingDrawing" xmlns:w10="urn:schemas-microsoft-com:office:word" xmlns:w="http://schemas.openxmlformats.org/wordprocessingml/2006/main" xmlns:w14="http://schemas.microsoft.com/office/word/2010/wordml" xmlns:w15="http://schemas.microsoft.com/office/word/2012/wordml" xmlns:w16cex="http://schemas.microsoft.com/office/word/2018/wordml/cex" xmlns:w16cid="http://schemas.microsoft.com/office/word/2016/wordml/cid" xmlns:w16="http://schemas.microsoft.com/office/word/2018/wordml" xmlns:w16du="http://schemas.microsoft.com/office/word/2023/wordml/word16du" xmlns:w16sdtdh="http://schemas.microsoft.com/office/word/2020/wordml/sdtdatahash" xmlns:w16sdtfl="http://schemas.microsoft.com/office/word/2024/wordml/sdtformatlock" xmlns:w16se="http://schemas.microsoft.com/office/word/2015/wordml/symex" xmlns:wpg="http://schemas.microsoft.com/office/word/2010/wordprocessingGroup" xmlns:wpi="http://schemas.microsoft.com/office/word/2010/wordprocessingInk" xmlns:wne="http://schemas.microsoft.com/office/word/2006/wordml" xmlns:wps="http://schemas.microsoft.com/office/word/2010/wordprocessingShape" mc:Ignorable="w14 w15 w16se w16cid w16 w16cex w16sdtdh w16sdtfl w16du wp14">
   <w:endnote w:type="separator" w:id="-1">
     <w:p>
       <w:r>
@@ -7529,7 +7524,7 @@
 </file>
 
 <file path=word/footer1.xml><?xml version="1.0" encoding="utf-8"?>
-<w:ftr xmlns:wpc="http://schemas.microsoft.com/office/word/2010/wordprocessingCanvas" xmlns:cx="http://schemas.microsoft.com/office/drawing/2014/chartex" xmlns:cx1="http://schemas.microsoft.com/office/drawing/2015/9/8/chartex" xmlns:cx2="http://schemas.microsoft.com/office/drawing/2015/10/21/chartex" xmlns:cx3="http://schemas.microsoft.com/office/drawing/2016/5/9/chartex" xmlns:cx4="http://schemas.microsoft.com/office/drawing/2016/5/10/chartex" xmlns:cx5="http://schemas.microsoft.com/office/drawing/2016/5/11/chartex" xmlns:cx6="http://schemas.microsoft.com/office/drawing/2016/5/12/chartex" xmlns:cx7="http://schemas.microsoft.com/office/drawing/2016/5/13/chartex" xmlns:cx8="http://schemas.microsoft.com/office/drawing/2016/5/14/chartex" xmlns:mc="http://schemas.openxmlformats.org/markup-compatibility/2006" xmlns:aink="http://schemas.microsoft.com/office/drawing/2016/ink" xmlns:am3d="http://schemas.microsoft.com/office/drawing/2017/model3d" xmlns:o="urn:schemas-microsoft-com:office:office" xmlns:oel="http://schemas.microsoft.com/office/2019/extlst" xmlns:r="http://schemas.openxmlformats.org/officeDocument/2006/relationships" xmlns:m="http://schemas.openxmlformats.org/officeDocument/2006/math" xmlns:v="urn:schemas-microsoft-com:vml" xmlns:wp14="http://schemas.microsoft.com/office/word/2010/wordprocessingDrawing" xmlns:wp="http://schemas.openxmlformats.org/drawingml/2006/wordprocessingDrawing" xmlns:w10="urn:schemas-microsoft-com:office:word" xmlns:w="http://schemas.openxmlformats.org/wordprocessingml/2006/main" xmlns:w14="http://schemas.microsoft.com/office/word/2010/wordml" xmlns:w15="http://schemas.microsoft.com/office/word/2012/wordml" xmlns:w16cex="http://schemas.microsoft.com/office/word/2018/wordml/cex" xmlns:w16cid="http://schemas.microsoft.com/office/word/2016/wordml/cid" xmlns:w16="http://schemas.microsoft.com/office/word/2018/wordml" xmlns:w16sdtdh="http://schemas.microsoft.com/office/word/2020/wordml/sdtdatahash" xmlns:w16se="http://schemas.microsoft.com/office/word/2015/wordml/symex" xmlns:wpg="http://schemas.microsoft.com/office/word/2010/wordprocessingGroup" xmlns:wpi="http://schemas.microsoft.com/office/word/2010/wordprocessingInk" xmlns:wne="http://schemas.microsoft.com/office/word/2006/wordml" xmlns:wps="http://schemas.microsoft.com/office/word/2010/wordprocessingShape" mc:Ignorable="w14 w15 w16se w16cid w16 w16cex w16sdtdh wp14">
+<w:ftr xmlns:wpc="http://schemas.microsoft.com/office/word/2010/wordprocessingCanvas" xmlns:cx="http://schemas.microsoft.com/office/drawing/2014/chartex" xmlns:cx1="http://schemas.microsoft.com/office/drawing/2015/9/8/chartex" xmlns:cx2="http://schemas.microsoft.com/office/drawing/2015/10/21/chartex" xmlns:cx3="http://schemas.microsoft.com/office/drawing/2016/5/9/chartex" xmlns:cx4="http://schemas.microsoft.com/office/drawing/2016/5/10/chartex" xmlns:cx5="http://schemas.microsoft.com/office/drawing/2016/5/11/chartex" xmlns:cx6="http://schemas.microsoft.com/office/drawing/2016/5/12/chartex" xmlns:cx7="http://schemas.microsoft.com/office/drawing/2016/5/13/chartex" xmlns:cx8="http://schemas.microsoft.com/office/drawing/2016/5/14/chartex" xmlns:mc="http://schemas.openxmlformats.org/markup-compatibility/2006" xmlns:aink="http://schemas.microsoft.com/office/drawing/2016/ink" xmlns:am3d="http://schemas.microsoft.com/office/drawing/2017/model3d" xmlns:o="urn:schemas-microsoft-com:office:office" xmlns:oel="http://schemas.microsoft.com/office/2019/extlst" xmlns:r="http://schemas.openxmlformats.org/officeDocument/2006/relationships" xmlns:m="http://schemas.openxmlformats.org/officeDocument/2006/math" xmlns:v="urn:schemas-microsoft-com:vml" xmlns:wp14="http://schemas.microsoft.com/office/word/2010/wordprocessingDrawing" xmlns:wp="http://schemas.openxmlformats.org/drawingml/2006/wordprocessingDrawing" xmlns:w10="urn:schemas-microsoft-com:office:word" xmlns:w="http://schemas.openxmlformats.org/wordprocessingml/2006/main" xmlns:w14="http://schemas.microsoft.com/office/word/2010/wordml" xmlns:w15="http://schemas.microsoft.com/office/word/2012/wordml" xmlns:w16cex="http://schemas.microsoft.com/office/word/2018/wordml/cex" xmlns:w16cid="http://schemas.microsoft.com/office/word/2016/wordml/cid" xmlns:w16="http://schemas.microsoft.com/office/word/2018/wordml" xmlns:w16du="http://schemas.microsoft.com/office/word/2023/wordml/word16du" xmlns:w16sdtdh="http://schemas.microsoft.com/office/word/2020/wordml/sdtdatahash" xmlns:w16sdtfl="http://schemas.microsoft.com/office/word/2024/wordml/sdtformatlock" xmlns:w16se="http://schemas.microsoft.com/office/word/2015/wordml/symex" xmlns:wpg="http://schemas.microsoft.com/office/word/2010/wordprocessingGroup" xmlns:wpi="http://schemas.microsoft.com/office/word/2010/wordprocessingInk" xmlns:wne="http://schemas.microsoft.com/office/word/2006/wordml" xmlns:wps="http://schemas.microsoft.com/office/word/2010/wordprocessingShape" mc:Ignorable="w14 w15 w16se w16cid w16 w16cex w16sdtdh w16sdtfl w16du wp14">
   <w:p>
     <w:pPr>
       <w:spacing w:line="14" w:lineRule="auto"/>
@@ -7543,7 +7538,7 @@
 </file>
 
 <file path=word/footnotes.xml><?xml version="1.0" encoding="utf-8"?>
-<w:footnotes xmlns:wpc="http://schemas.microsoft.com/office/word/2010/wordprocessingCanvas" xmlns:cx="http://schemas.microsoft.com/office/drawing/2014/chartex" xmlns:cx1="http://schemas.microsoft.com/office/drawing/2015/9/8/chartex" xmlns:cx2="http://schemas.microsoft.com/office/drawing/2015/10/21/chartex" xmlns:cx3="http://schemas.microsoft.com/office/drawing/2016/5/9/chartex" xmlns:cx4="http://schemas.microsoft.com/office/drawing/2016/5/10/chartex" xmlns:cx5="http://schemas.microsoft.com/office/drawing/2016/5/11/chartex" xmlns:cx6="http://schemas.microsoft.com/office/drawing/2016/5/12/chartex" xmlns:cx7="http://schemas.microsoft.com/office/drawing/2016/5/13/chartex" xmlns:cx8="http://schemas.microsoft.com/office/drawing/2016/5/14/chartex" xmlns:mc="http://schemas.openxmlformats.org/markup-compatibility/2006" xmlns:aink="http://schemas.microsoft.com/office/drawing/2016/ink" xmlns:am3d="http://schemas.microsoft.com/office/drawing/2017/model3d" xmlns:o="urn:schemas-microsoft-com:office:office" xmlns:oel="http://schemas.microsoft.com/office/2019/extlst" xmlns:r="http://schemas.openxmlformats.org/officeDocument/2006/relationships" xmlns:m="http://schemas.openxmlformats.org/officeDocument/2006/math" xmlns:v="urn:schemas-microsoft-com:vml" xmlns:wp14="http://schemas.microsoft.com/office/word/2010/wordprocessingDrawing" xmlns:wp="http://schemas.openxmlformats.org/drawingml/2006/wordprocessingDrawing" xmlns:w10="urn:schemas-microsoft-com:office:word" xmlns:w="http://schemas.openxmlformats.org/wordprocessingml/2006/main" xmlns:w14="http://schemas.microsoft.com/office/word/2010/wordml" xmlns:w15="http://schemas.microsoft.com/office/word/2012/wordml" xmlns:w16cex="http://schemas.microsoft.com/office/word/2018/wordml/cex" xmlns:w16cid="http://schemas.microsoft.com/office/word/2016/wordml/cid" xmlns:w16="http://schemas.microsoft.com/office/word/2018/wordml" xmlns:w16sdtdh="http://schemas.microsoft.com/office/word/2020/wordml/sdtdatahash" xmlns:w16se="http://schemas.microsoft.com/office/word/2015/wordml/symex" xmlns:wpg="http://schemas.microsoft.com/office/word/2010/wordprocessingGroup" xmlns:wpi="http://schemas.microsoft.com/office/word/2010/wordprocessingInk" xmlns:wne="http://schemas.microsoft.com/office/word/2006/wordml" xmlns:wps="http://schemas.microsoft.com/office/word/2010/wordprocessingShape" mc:Ignorable="w14 w15 w16se w16cid w16 w16cex w16sdtdh wp14">
+<w:footnotes xmlns:wpc="http://schemas.microsoft.com/office/word/2010/wordprocessingCanvas" xmlns:cx="http://schemas.microsoft.com/office/drawing/2014/chartex" xmlns:cx1="http://schemas.microsoft.com/office/drawing/2015/9/8/chartex" xmlns:cx2="http://schemas.microsoft.com/office/drawing/2015/10/21/chartex" xmlns:cx3="http://schemas.microsoft.com/office/drawing/2016/5/9/chartex" xmlns:cx4="http://schemas.microsoft.com/office/drawing/2016/5/10/chartex" xmlns:cx5="http://schemas.microsoft.com/office/drawing/2016/5/11/chartex" xmlns:cx6="http://schemas.microsoft.com/office/drawing/2016/5/12/chartex" xmlns:cx7="http://schemas.microsoft.com/office/drawing/2016/5/13/chartex" xmlns:cx8="http://schemas.microsoft.com/office/drawing/2016/5/14/chartex" xmlns:mc="http://schemas.openxmlformats.org/markup-compatibility/2006" xmlns:aink="http://schemas.microsoft.com/office/drawing/2016/ink" xmlns:am3d="http://schemas.microsoft.com/office/drawing/2017/model3d" xmlns:o="urn:schemas-microsoft-com:office:office" xmlns:oel="http://schemas.microsoft.com/office/2019/extlst" xmlns:r="http://schemas.openxmlformats.org/officeDocument/2006/relationships" xmlns:m="http://schemas.openxmlformats.org/officeDocument/2006/math" xmlns:v="urn:schemas-microsoft-com:vml" xmlns:wp14="http://schemas.microsoft.com/office/word/2010/wordprocessingDrawing" xmlns:wp="http://schemas.openxmlformats.org/drawingml/2006/wordprocessingDrawing" xmlns:w10="urn:schemas-microsoft-com:office:word" xmlns:w="http://schemas.openxmlformats.org/wordprocessingml/2006/main" xmlns:w14="http://schemas.microsoft.com/office/word/2010/wordml" xmlns:w15="http://schemas.microsoft.com/office/word/2012/wordml" xmlns:w16cex="http://schemas.microsoft.com/office/word/2018/wordml/cex" xmlns:w16cid="http://schemas.microsoft.com/office/word/2016/wordml/cid" xmlns:w16="http://schemas.microsoft.com/office/word/2018/wordml" xmlns:w16du="http://schemas.microsoft.com/office/word/2023/wordml/word16du" xmlns:w16sdtdh="http://schemas.microsoft.com/office/word/2020/wordml/sdtdatahash" xmlns:w16sdtfl="http://schemas.microsoft.com/office/word/2024/wordml/sdtformatlock" xmlns:w16se="http://schemas.microsoft.com/office/word/2015/wordml/symex" xmlns:wpg="http://schemas.microsoft.com/office/word/2010/wordprocessingGroup" xmlns:wpi="http://schemas.microsoft.com/office/word/2010/wordprocessingInk" xmlns:wne="http://schemas.microsoft.com/office/word/2006/wordml" xmlns:wps="http://schemas.microsoft.com/office/word/2010/wordprocessingShape" mc:Ignorable="w14 w15 w16se w16cid w16 w16cex w16sdtdh w16sdtfl w16du wp14">
   <w:footnote w:type="separator" w:id="-1">
     <w:p>
       <w:r>
@@ -7562,7 +7557,7 @@
 </file>
 
 <file path=word/numbering.xml><?xml version="1.0" encoding="utf-8"?>
-<w:numbering xmlns:wpc="http://schemas.microsoft.com/office/word/2010/wordprocessingCanvas" xmlns:cx="http://schemas.microsoft.com/office/drawing/2014/chartex" xmlns:cx1="http://schemas.microsoft.com/office/drawing/2015/9/8/chartex" xmlns:cx2="http://schemas.microsoft.com/office/drawing/2015/10/21/chartex" xmlns:cx3="http://schemas.microsoft.com/office/drawing/2016/5/9/chartex" xmlns:cx4="http://schemas.microsoft.com/office/drawing/2016/5/10/chartex" xmlns:cx5="http://schemas.microsoft.com/office/drawing/2016/5/11/chartex" xmlns:cx6="http://schemas.microsoft.com/office/drawing/2016/5/12/chartex" xmlns:cx7="http://schemas.microsoft.com/office/drawing/2016/5/13/chartex" xmlns:cx8="http://schemas.microsoft.com/office/drawing/2016/5/14/chartex" xmlns:mc="http://schemas.openxmlformats.org/markup-compatibility/2006" xmlns:aink="http://schemas.microsoft.com/office/drawing/2016/ink" xmlns:am3d="http://schemas.microsoft.com/office/drawing/2017/model3d" xmlns:o="urn:schemas-microsoft-com:office:office" xmlns:oel="http://schemas.microsoft.com/office/2019/extlst" xmlns:r="http://schemas.openxmlformats.org/officeDocument/2006/relationships" xmlns:m="http://schemas.openxmlformats.org/officeDocument/2006/math" xmlns:v="urn:schemas-microsoft-com:vml" xmlns:wp14="http://schemas.microsoft.com/office/word/2010/wordprocessingDrawing" xmlns:wp="http://schemas.openxmlformats.org/drawingml/2006/wordprocessingDrawing" xmlns:w10="urn:schemas-microsoft-com:office:word" xmlns:w="http://schemas.openxmlformats.org/wordprocessingml/2006/main" xmlns:w14="http://schemas.microsoft.com/office/word/2010/wordml" xmlns:w15="http://schemas.microsoft.com/office/word/2012/wordml" xmlns:w16cex="http://schemas.microsoft.com/office/word/2018/wordml/cex" xmlns:w16cid="http://schemas.microsoft.com/office/word/2016/wordml/cid" xmlns:w16="http://schemas.microsoft.com/office/word/2018/wordml" xmlns:w16sdtdh="http://schemas.microsoft.com/office/word/2020/wordml/sdtdatahash" xmlns:w16se="http://schemas.microsoft.com/office/word/2015/wordml/symex" xmlns:wpg="http://schemas.microsoft.com/office/word/2010/wordprocessingGroup" xmlns:wpi="http://schemas.microsoft.com/office/word/2010/wordprocessingInk" xmlns:wne="http://schemas.microsoft.com/office/word/2006/wordml" xmlns:wps="http://schemas.microsoft.com/office/word/2010/wordprocessingShape" mc:Ignorable="w14 w15 w16se w16cid w16 w16cex w16sdtdh wp14">
+<w:numbering xmlns:wpc="http://schemas.microsoft.com/office/word/2010/wordprocessingCanvas" xmlns:cx="http://schemas.microsoft.com/office/drawing/2014/chartex" xmlns:cx1="http://schemas.microsoft.com/office/drawing/2015/9/8/chartex" xmlns:cx2="http://schemas.microsoft.com/office/drawing/2015/10/21/chartex" xmlns:cx3="http://schemas.microsoft.com/office/drawing/2016/5/9/chartex" xmlns:cx4="http://schemas.microsoft.com/office/drawing/2016/5/10/chartex" xmlns:cx5="http://schemas.microsoft.com/office/drawing/2016/5/11/chartex" xmlns:cx6="http://schemas.microsoft.com/office/drawing/2016/5/12/chartex" xmlns:cx7="http://schemas.microsoft.com/office/drawing/2016/5/13/chartex" xmlns:cx8="http://schemas.microsoft.com/office/drawing/2016/5/14/chartex" xmlns:mc="http://schemas.openxmlformats.org/markup-compatibility/2006" xmlns:aink="http://schemas.microsoft.com/office/drawing/2016/ink" xmlns:am3d="http://schemas.microsoft.com/office/drawing/2017/model3d" xmlns:o="urn:schemas-microsoft-com:office:office" xmlns:oel="http://schemas.microsoft.com/office/2019/extlst" xmlns:r="http://schemas.openxmlformats.org/officeDocument/2006/relationships" xmlns:m="http://schemas.openxmlformats.org/officeDocument/2006/math" xmlns:v="urn:schemas-microsoft-com:vml" xmlns:wp14="http://schemas.microsoft.com/office/word/2010/wordprocessingDrawing" xmlns:wp="http://schemas.openxmlformats.org/drawingml/2006/wordprocessingDrawing" xmlns:w10="urn:schemas-microsoft-com:office:word" xmlns:w="http://schemas.openxmlformats.org/wordprocessingml/2006/main" xmlns:w14="http://schemas.microsoft.com/office/word/2010/wordml" xmlns:w15="http://schemas.microsoft.com/office/word/2012/wordml" xmlns:w16cex="http://schemas.microsoft.com/office/word/2018/wordml/cex" xmlns:w16cid="http://schemas.microsoft.com/office/word/2016/wordml/cid" xmlns:w16="http://schemas.microsoft.com/office/word/2018/wordml" xmlns:w16du="http://schemas.microsoft.com/office/word/2023/wordml/word16du" xmlns:w16sdtdh="http://schemas.microsoft.com/office/word/2020/wordml/sdtdatahash" xmlns:w16sdtfl="http://schemas.microsoft.com/office/word/2024/wordml/sdtformatlock" xmlns:w16se="http://schemas.microsoft.com/office/word/2015/wordml/symex" xmlns:wpg="http://schemas.microsoft.com/office/word/2010/wordprocessingGroup" xmlns:wpi="http://schemas.microsoft.com/office/word/2010/wordprocessingInk" xmlns:wne="http://schemas.microsoft.com/office/word/2006/wordml" xmlns:wps="http://schemas.microsoft.com/office/word/2010/wordprocessingShape" mc:Ignorable="w14 w15 w16se w16cid w16 w16cex w16sdtdh w16sdtfl w16du wp14">
   <w:abstractNum w:abstractNumId="0" w15:restartNumberingAfterBreak="0">
     <w:nsid w:val="34F845FD"/>
     <w:multiLevelType w:val="hybridMultilevel"/>
@@ -7987,7 +7982,7 @@
 </file>
 
 <file path=word/styles.xml><?xml version="1.0" encoding="utf-8"?>
-<w:styles xmlns:mc="http://schemas.openxmlformats.org/markup-compatibility/2006" xmlns:r="http://schemas.openxmlformats.org/officeDocument/2006/relationships" xmlns:w="http://schemas.openxmlformats.org/wordprocessingml/2006/main" xmlns:w14="http://schemas.microsoft.com/office/word/2010/wordml" xmlns:w15="http://schemas.microsoft.com/office/word/2012/wordml" xmlns:w16cex="http://schemas.microsoft.com/office/word/2018/wordml/cex" xmlns:w16cid="http://schemas.microsoft.com/office/word/2016/wordml/cid" xmlns:w16="http://schemas.microsoft.com/office/word/2018/wordml" xmlns:w16sdtdh="http://schemas.microsoft.com/office/word/2020/wordml/sdtdatahash" xmlns:w16se="http://schemas.microsoft.com/office/word/2015/wordml/symex" mc:Ignorable="w14 w15 w16se w16cid w16 w16cex w16sdtdh">
+<w:styles xmlns:mc="http://schemas.openxmlformats.org/markup-compatibility/2006" xmlns:r="http://schemas.openxmlformats.org/officeDocument/2006/relationships" xmlns:w="http://schemas.openxmlformats.org/wordprocessingml/2006/main" xmlns:w14="http://schemas.microsoft.com/office/word/2010/wordml" xmlns:w15="http://schemas.microsoft.com/office/word/2012/wordml" xmlns:w16cex="http://schemas.microsoft.com/office/word/2018/wordml/cex" xmlns:w16cid="http://schemas.microsoft.com/office/word/2016/wordml/cid" xmlns:w16="http://schemas.microsoft.com/office/word/2018/wordml" xmlns:w16du="http://schemas.microsoft.com/office/word/2023/wordml/word16du" xmlns:w16sdtdh="http://schemas.microsoft.com/office/word/2020/wordml/sdtdatahash" xmlns:w16sdtfl="http://schemas.microsoft.com/office/word/2024/wordml/sdtformatlock" xmlns:w16se="http://schemas.microsoft.com/office/word/2015/wordml/symex" mc:Ignorable="w14 w15 w16se w16cid w16 w16cex w16sdtdh w16sdtfl w16du">
   <w:docDefaults>
     <w:rPrDefault>
       <w:rPr>
@@ -8385,13 +8380,13 @@
     <w:name w:val="Normal"/>
     <w:qFormat/>
   </w:style>
-  <w:style w:type="character" w:default="1" w:styleId="DefaultParagraphFont">
+  <w:style w:type="character" w:default="1" w:styleId="Fuentedeprrafopredeter">
     <w:name w:val="Default Paragraph Font"/>
     <w:uiPriority w:val="1"/>
     <w:semiHidden/>
     <w:unhideWhenUsed/>
   </w:style>
-  <w:style w:type="table" w:default="1" w:styleId="TableNormal">
+  <w:style w:type="table" w:default="1" w:styleId="Tablanormal">
     <w:name w:val="Normal Table"/>
     <w:uiPriority w:val="99"/>
     <w:semiHidden/>
@@ -8406,7 +8401,7 @@
       </w:tblCellMar>
     </w:tblPr>
   </w:style>
-  <w:style w:type="numbering" w:default="1" w:styleId="NoList">
+  <w:style w:type="numbering" w:default="1" w:styleId="Sinlista">
     <w:name w:val="No List"/>
     <w:uiPriority w:val="99"/>
     <w:semiHidden/>
@@ -8428,7 +8423,7 @@
       </w:tblCellMar>
     </w:tblPr>
   </w:style>
-  <w:style w:type="paragraph" w:styleId="BodyText">
+  <w:style w:type="paragraph" w:styleId="Textoindependiente">
     <w:name w:val="Body Text"/>
     <w:basedOn w:val="Normal"/>
     <w:uiPriority w:val="1"/>
@@ -8442,7 +8437,7 @@
       <w:szCs w:val="24"/>
     </w:rPr>
   </w:style>
-  <w:style w:type="paragraph" w:styleId="ListParagraph">
+  <w:style w:type="paragraph" w:styleId="Prrafodelista">
     <w:name w:val="List Paragraph"/>
     <w:basedOn w:val="Normal"/>
     <w:uiPriority w:val="1"/>
@@ -8454,10 +8449,10 @@
     <w:uiPriority w:val="1"/>
     <w:qFormat/>
   </w:style>
-  <w:style w:type="paragraph" w:styleId="Header">
+  <w:style w:type="paragraph" w:styleId="Encabezado">
     <w:name w:val="header"/>
     <w:basedOn w:val="Normal"/>
-    <w:link w:val="HeaderChar"/>
+    <w:link w:val="EncabezadoCar"/>
     <w:uiPriority w:val="99"/>
     <w:unhideWhenUsed/>
     <w:rsid w:val="00D636C8"/>
@@ -8468,17 +8463,17 @@
       </w:tabs>
     </w:pPr>
   </w:style>
-  <w:style w:type="character" w:customStyle="1" w:styleId="HeaderChar">
-    <w:name w:val="Header Char"/>
-    <w:basedOn w:val="DefaultParagraphFont"/>
-    <w:link w:val="Header"/>
+  <w:style w:type="character" w:customStyle="1" w:styleId="EncabezadoCar">
+    <w:name w:val="Encabezado Car"/>
+    <w:basedOn w:val="Fuentedeprrafopredeter"/>
+    <w:link w:val="Encabezado"/>
     <w:uiPriority w:val="99"/>
     <w:rsid w:val="00D636C8"/>
   </w:style>
-  <w:style w:type="paragraph" w:styleId="Footer">
+  <w:style w:type="paragraph" w:styleId="Piedepgina">
     <w:name w:val="footer"/>
     <w:basedOn w:val="Normal"/>
-    <w:link w:val="FooterChar"/>
+    <w:link w:val="PiedepginaCar"/>
     <w:uiPriority w:val="99"/>
     <w:unhideWhenUsed/>
     <w:rsid w:val="00D636C8"/>
@@ -8489,10 +8484,10 @@
       </w:tabs>
     </w:pPr>
   </w:style>
-  <w:style w:type="character" w:customStyle="1" w:styleId="FooterChar">
-    <w:name w:val="Footer Char"/>
-    <w:basedOn w:val="DefaultParagraphFont"/>
-    <w:link w:val="Footer"/>
+  <w:style w:type="character" w:customStyle="1" w:styleId="PiedepginaCar">
+    <w:name w:val="Pie de página Car"/>
+    <w:basedOn w:val="Fuentedeprrafopredeter"/>
+    <w:link w:val="Piedepgina"/>
     <w:uiPriority w:val="99"/>
     <w:rsid w:val="00D636C8"/>
   </w:style>
